--- a/policies/build/masters/MOM.4_v2_master.docx
+++ b/policies/build/masters/MOM.4_v2_master.docx
@@ -11,40 +11,25 @@
         <w:rPr>
           <w:b/>
           <w:bCs/>
+          <w:sz w:val="28"/>
+          <w:szCs w:val="28"/>
+        </w:rPr>
+        <w:t>Policy on Medication Orders Are Written in a Uniform Manner</w:t>
+      </w:r>
+    </w:p>
+    <w:p>
+      <w:pPr>
+        <w:spacing w:after="60"/>
+        <w:jc w:val="center"/>
+      </w:pPr>
+      <w:r>
+        <w:rPr>
+          <w:b/>
+          <w:bCs/>
           <w:sz w:val="32"/>
           <w:szCs w:val="32"/>
         </w:rPr>
         <w:t xml:space="preserve">«Hospital Name»</w:t>
-      </w:r>
-    </w:p>
-    <w:p>
-      <w:pPr>
-        <w:spacing w:after="60"/>
-        <w:jc w:val="center"/>
-      </w:pPr>
-      <w:r>
-        <w:rPr>
-          <w:b/>
-          <w:bCs/>
-          <w:sz w:val="28"/>
-          <w:szCs w:val="28"/>
-        </w:rPr>
-        <w:t xml:space="preserve">Medication Orders Are Written in a Uniform Manner</w:t>
-      </w:r>
-    </w:p>
-    <w:p>
-      <w:pPr>
-        <w:spacing w:after="240"/>
-        <w:jc w:val="center"/>
-      </w:pPr>
-      <w:r>
-        <w:rPr>
-          <w:i/>
-          <w:iCs/>
-          <w:sz w:val="20"/>
-          <w:szCs w:val="20"/>
-        </w:rPr>
-        <w:t xml:space="preserve">Uniform order writing: authorised, legible, complete, signed.</w:t>
       </w:r>
     </w:p>
     <w:p>
@@ -2336,171 +2321,6 @@
         <w:t xml:space="preserve">The Nursing Superintendent holds signed acknowledgements with the induction record.</w:t>
       </w:r>
     </w:p>
-    <w:p>
-      <w:pPr>
-        <w:pStyle w:val="Heading1"/>
-        <w:spacing w:after="120" w:before="280"/>
-      </w:pPr>
-      <w:r>
-        <w:t xml:space="preserve">10. References</w:t>
-      </w:r>
-    </w:p>
-    <w:p>
-      <w:pPr>
-        <w:pStyle w:val="ListParagraph"/>
-        <w:numPr>
-          <w:ilvl w:val="0"/>
-          <w:numId w:val="1"/>
-        </w:numPr>
-        <w:spacing w:after="60"/>
-      </w:pPr>
-      <w:r>
-        <w:rPr>
-          <w:sz w:val="22"/>
-          <w:szCs w:val="22"/>
-        </w:rPr>
-        <w:t xml:space="preserve">National Accreditation Board for Hospitals and Healthcare Providers (NABH), Standards for Small Healthcare Organisations, 3rd Edition — Management of Medication chapter, standard MOM.4.</w:t>
-      </w:r>
-    </w:p>
-    <w:p>
-      <w:pPr>
-        <w:pStyle w:val="ListParagraph"/>
-        <w:numPr>
-          <w:ilvl w:val="0"/>
-          <w:numId w:val="1"/>
-        </w:numPr>
-        <w:spacing w:after="60"/>
-      </w:pPr>
-      <w:r>
-        <w:rPr>
-          <w:sz w:val="22"/>
-          <w:szCs w:val="22"/>
-        </w:rPr>
-        <w:t xml:space="preserve">Drugs and Cosmetics Act, 1940 and the Drugs and Cosmetics Rules, 1945 — prescription requirements.</w:t>
-      </w:r>
-    </w:p>
-    <w:p>
-      <w:pPr>
-        <w:pStyle w:val="ListParagraph"/>
-        <w:numPr>
-          <w:ilvl w:val="0"/>
-          <w:numId w:val="1"/>
-        </w:numPr>
-        <w:spacing w:after="60"/>
-      </w:pPr>
-      <w:r>
-        <w:rPr>
-          <w:sz w:val="22"/>
-          <w:szCs w:val="22"/>
-        </w:rPr>
-        <w:t xml:space="preserve">Internal documents of «Hospital Name»: authorised-personnel list; approved abbreviation list; medication order sheet template; returned-order log.</w:t>
-      </w:r>
-    </w:p>
-    <w:p>
-      <w:pPr>
-        <w:pStyle w:val="Heading1"/>
-        <w:spacing w:after="120" w:before="280"/>
-      </w:pPr>
-      <w:r>
-        <w:t xml:space="preserve">11. Distribution</w:t>
-      </w:r>
-    </w:p>
-    <w:p>
-      <w:pPr>
-        <w:spacing w:after="140"/>
-      </w:pPr>
-      <w:r>
-        <w:rPr>
-          <w:sz w:val="22"/>
-          <w:szCs w:val="22"/>
-        </w:rPr>
-        <w:t xml:space="preserve">Official master copy: office of the Medical Superintendent, «Hospital Name», with the Pharmacy In-Charge and the Quality Coordinator.</w:t>
-      </w:r>
-    </w:p>
-    <w:p>
-      <w:pPr>
-        <w:spacing w:after="140"/>
-      </w:pPr>
-      <w:r>
-        <w:rPr>
-          <w:sz w:val="22"/>
-          <w:szCs w:val="22"/>
-        </w:rPr>
-        <w:t xml:space="preserve">Copies issued to: pharmacy; every in-patient ward; out-patient clinics; emergency room; nursing administration.</w:t>
-      </w:r>
-    </w:p>
-    <w:p>
-      <w:pPr>
-        <w:spacing w:after="140"/>
-      </w:pPr>
-      <w:r>
-        <w:rPr>
-          <w:sz w:val="22"/>
-          <w:szCs w:val="22"/>
-        </w:rPr>
-        <w:t xml:space="preserve">The current version is available to all staff at the «pharmacy counter policy file» and, if the hospital keeps an intranet, at «staff intranet / policies».</w:t>
-      </w:r>
-    </w:p>
-    <w:p>
-      <w:pPr>
-        <w:spacing w:after="140"/>
-      </w:pPr>
-      <w:r>
-        <w:rPr>
-          <w:sz w:val="22"/>
-          <w:szCs w:val="22"/>
-        </w:rPr>
-        <w:t xml:space="preserve">When a new version is issued, take old copies out of use.</w:t>
-      </w:r>
-    </w:p>
-    <w:p>
-      <w:pPr>
-        <w:pStyle w:val="Heading1"/>
-        <w:spacing w:after="120" w:before="280"/>
-      </w:pPr>
-      <w:r>
-        <w:t xml:space="preserve">12. Abbreviations</w:t>
-      </w:r>
-    </w:p>
-    <w:p>
-      <w:pPr>
-        <w:spacing w:after="140"/>
-      </w:pPr>
-      <w:r>
-        <w:rPr>
-          <w:sz w:val="22"/>
-          <w:szCs w:val="22"/>
-        </w:rPr>
-        <w:t xml:space="preserve">CAPA — corrective and preventive action
-MOM — Management of Medication (NABH SHCO chapter 7)
-NABH — National Accreditation Board for Hospitals and Healthcare Providers
-OE — objective element
-SHCO — Standards for Small Healthcare Organisations</w:t>
-      </w:r>
-    </w:p>
-    <w:p>
-      <w:pPr>
-        <w:pStyle w:val="Heading1"/>
-        <w:spacing w:after="120" w:before="280"/>
-      </w:pPr>
-      <w:r>
-        <w:t xml:space="preserve">13. Traceability to NABH SHCO 3rd Edition MOM.4</w:t>
-      </w:r>
-    </w:p>
-    <w:p>
-      <w:pPr>
-        <w:spacing w:after="120"/>
-      </w:pPr>
-      <w:r>
-        <w:rPr>
-          <w:i/>
-          <w:iCs/>
-          <w:sz w:val="20"/>
-          <w:szCs w:val="20"/>
-        </w:rPr>
-        <w:t xml:space="preserve">This table is an index. It is not how the policy is organised.</w:t>
-      </w:r>
-    </w:p>
     <w:tbl>
       <w:tblPr>
         <w:tblW w:type="pct" w:w="100%"/>
@@ -2980,7 +2800,112 @@
         <w:spacing w:after="120" w:before="280"/>
       </w:pPr>
       <w:r>
-        <w:t xml:space="preserve">14. Required Records / Evidence Checklist</w:t>
+        <w:t>10. Distribution</w:t>
+      </w:r>
+    </w:p>
+    <w:p>
+      <w:pPr>
+        <w:spacing w:after="140"/>
+      </w:pPr>
+      <w:r>
+        <w:rPr>
+          <w:sz w:val="22"/>
+          <w:szCs w:val="22"/>
+        </w:rPr>
+        <w:t xml:space="preserve">Official master copy: office of the Medical Superintendent, «Hospital Name», with the Pharmacy In-Charge and the Quality Coordinator.</w:t>
+      </w:r>
+    </w:p>
+    <w:p>
+      <w:pPr>
+        <w:spacing w:after="140"/>
+      </w:pPr>
+      <w:r>
+        <w:rPr>
+          <w:sz w:val="22"/>
+          <w:szCs w:val="22"/>
+        </w:rPr>
+        <w:t xml:space="preserve">Copies issued to: pharmacy; every in-patient ward; out-patient clinics; emergency room; nursing administration.</w:t>
+      </w:r>
+    </w:p>
+    <w:p>
+      <w:pPr>
+        <w:spacing w:after="140"/>
+      </w:pPr>
+      <w:r>
+        <w:rPr>
+          <w:sz w:val="22"/>
+          <w:szCs w:val="22"/>
+        </w:rPr>
+        <w:t xml:space="preserve">The current version is available to all staff at the «pharmacy counter policy file» and, if the hospital keeps an intranet, at «staff intranet / policies».</w:t>
+      </w:r>
+    </w:p>
+    <w:p>
+      <w:pPr>
+        <w:spacing w:after="140"/>
+      </w:pPr>
+      <w:r>
+        <w:rPr>
+          <w:sz w:val="22"/>
+          <w:szCs w:val="22"/>
+        </w:rPr>
+        <w:t xml:space="preserve">When a new version is issued, take old copies out of use.</w:t>
+      </w:r>
+    </w:p>
+    <w:p>
+      <w:pPr>
+        <w:pStyle w:val="Heading1"/>
+        <w:spacing w:after="120" w:before="280"/>
+      </w:pPr>
+      <w:r>
+        <w:t>11. Abbreviations</w:t>
+      </w:r>
+    </w:p>
+    <w:p>
+      <w:pPr>
+        <w:spacing w:after="140"/>
+      </w:pPr>
+      <w:r>
+        <w:rPr>
+          <w:sz w:val="22"/>
+          <w:szCs w:val="22"/>
+        </w:rPr>
+        <w:t xml:space="preserve">CAPA — corrective and preventive action
+MOM — Management of Medication (NABH SHCO chapter 7)
+NABH — National Accreditation Board for Hospitals and Healthcare Providers
+OE — objective element
+SHCO — Standards for Small Healthcare Organisations</w:t>
+      </w:r>
+    </w:p>
+    <w:p>
+      <w:pPr>
+        <w:pStyle w:val="Heading1"/>
+        <w:spacing w:after="120" w:before="280"/>
+      </w:pPr>
+      <w:r>
+        <w:t>12. Traceability to NABH SHCO 3rd Edition MOM.4</w:t>
+      </w:r>
+    </w:p>
+    <w:p>
+      <w:pPr>
+        <w:spacing w:after="120"/>
+      </w:pPr>
+      <w:r>
+        <w:rPr>
+          <w:i/>
+          <w:iCs/>
+          <w:sz w:val="20"/>
+          <w:szCs w:val="20"/>
+        </w:rPr>
+        <w:t xml:space="preserve">This table is an index. It is not how the policy is organised.</w:t>
+      </w:r>
+    </w:p>
+    <w:p>
+      <w:pPr>
+        <w:pStyle w:val="Heading1"/>
+        <w:spacing w:after="120" w:before="280"/>
+      </w:pPr>
+      <w:r>
+        <w:t>13. Required Records / Evidence Checklist</w:t>
       </w:r>
     </w:p>
     <w:p>
@@ -3235,6 +3160,66 @@
           <w:szCs w:val="22"/>
         </w:rPr>
         <w:t xml:space="preserve">Returned-order log entries for incomplete orders.</w:t>
+      </w:r>
+    </w:p>
+    <w:p>
+      <w:pPr>
+        <w:pStyle w:val="Heading1"/>
+        <w:spacing w:after="120" w:before="280"/>
+      </w:pPr>
+      <w:r>
+        <w:t>14. References</w:t>
+      </w:r>
+    </w:p>
+    <w:p>
+      <w:pPr>
+        <w:pStyle w:val="ListParagraph"/>
+        <w:numPr>
+          <w:ilvl w:val="0"/>
+          <w:numId w:val="1"/>
+        </w:numPr>
+        <w:spacing w:after="60"/>
+      </w:pPr>
+      <w:r>
+        <w:rPr>
+          <w:sz w:val="22"/>
+          <w:szCs w:val="22"/>
+        </w:rPr>
+        <w:t xml:space="preserve">National Accreditation Board for Hospitals and Healthcare Providers (NABH), Standards for Small Healthcare Organisations, 3rd Edition — Management of Medication chapter, standard MOM.4.</w:t>
+      </w:r>
+    </w:p>
+    <w:p>
+      <w:pPr>
+        <w:pStyle w:val="ListParagraph"/>
+        <w:numPr>
+          <w:ilvl w:val="0"/>
+          <w:numId w:val="1"/>
+        </w:numPr>
+        <w:spacing w:after="60"/>
+      </w:pPr>
+      <w:r>
+        <w:rPr>
+          <w:sz w:val="22"/>
+          <w:szCs w:val="22"/>
+        </w:rPr>
+        <w:t xml:space="preserve">Drugs and Cosmetics Act, 1940 and the Drugs and Cosmetics Rules, 1945 — prescription requirements.</w:t>
+      </w:r>
+    </w:p>
+    <w:p>
+      <w:pPr>
+        <w:pStyle w:val="ListParagraph"/>
+        <w:numPr>
+          <w:ilvl w:val="0"/>
+          <w:numId w:val="1"/>
+        </w:numPr>
+        <w:spacing w:after="60"/>
+      </w:pPr>
+      <w:r>
+        <w:rPr>
+          <w:sz w:val="22"/>
+          <w:szCs w:val="22"/>
+        </w:rPr>
+        <w:t xml:space="preserve">Internal documents of «Hospital Name»: authorised-personnel list; approved abbreviation list; medication order sheet template; returned-order log.</w:t>
       </w:r>
     </w:p>
     <w:p>
@@ -3359,7 +3344,7 @@
         <w:sz w:val="16"/>
         <w:szCs w:val="16"/>
       </w:rPr>
-      <w:t xml:space="preserve">«Hospital Name»  |  MOM/POL/04  |  Controlled document  |  Medication Orders Are Written in a Uniform Manner</w:t>
+      <w:t>«Hospital Name»  |  MOM/POL/04  |  Controlled document  |  Policy on Medication Orders Are Written in a Uniform Manner</w:t>
     </w:r>
   </w:p>
 </w:ftr>

--- a/policies/build/masters/MOM.4_v2_master.docx
+++ b/policies/build/masters/MOM.4_v2_master.docx
@@ -1502,7 +1502,7 @@
           <w:sz w:val="22"/>
           <w:szCs w:val="22"/>
         </w:rPr>
-        <w:t xml:space="preserve">Root-cause analysis is required when the same order-writing defect recurs within six months.</w:t>
+        <w:t>Root-cause analysis is required when the same order-writing defect recurs; the organisation's defined recurrence threshold applies, as documented in the hospital's Root Cause Analysis procedure.</w:t>
       </w:r>
     </w:p>
     <w:p>

--- a/policies/build/masters/MOM.4_v2_master.docx
+++ b/policies/build/masters/MOM.4_v2_master.docx
@@ -2338,6 +2338,7 @@
         <w:gridCol w:w="100"/>
         <w:gridCol w:w="100"/>
         <w:gridCol w:w="100"/>
+        <w:gridCol w:w="100"/>
       </w:tblGrid>
       <w:tr>
         <w:tc>
@@ -2365,6 +2366,26 @@
         </w:tc>
         <w:tc>
           <w:tcPr>
+            <w:tcW w:type="pct" w:w="12%"/>
+            <w:tcBorders>
+              <w:top w:val="single" w:color="999999" w:sz="4"/>
+              <w:left w:val="single" w:color="999999" w:sz="4"/>
+              <w:bottom w:val="single" w:color="999999" w:sz="4"/>
+              <w:right w:val="single" w:color="999999" w:sz="4"/>
+            </w:tcBorders>
+            <w:shd w:fill="E8E8E8" w:val="clear"/>
+          </w:tcPr>
+          <w:p>
+            <w:r>
+              <w:rPr>
+                <w:b/>
+              </w:rPr>
+              <w:t>Level</w:t>
+            </w:r>
+          </w:p>
+        </w:tc>
+        <w:tc>
+          <w:tcPr>
             <w:tcW w:type="pct" w:w="32%"/>
             <w:tcBorders>
               <w:top w:val="single" w:color="999999" w:sz="4"/>
@@ -2458,6 +2479,22 @@
         </w:tc>
         <w:tc>
           <w:tcPr>
+            <w:tcW w:type="pct" w:w="12%"/>
+            <w:tcBorders>
+              <w:top w:val="single" w:color="999999" w:sz="4"/>
+              <w:left w:val="single" w:color="999999" w:sz="4"/>
+              <w:bottom w:val="single" w:color="999999" w:sz="4"/>
+              <w:right w:val="single" w:color="999999" w:sz="4"/>
+            </w:tcBorders>
+          </w:tcPr>
+          <w:p>
+            <w:r>
+              <w:t>Commitment*</w:t>
+            </w:r>
+          </w:p>
+        </w:tc>
+        <w:tc>
+          <w:tcPr>
             <w:tcW w:type="pct" w:w="32%"/>
             <w:tcBorders>
               <w:top w:val="single" w:color="999999" w:sz="4"/>
@@ -2548,6 +2585,22 @@
         </w:tc>
         <w:tc>
           <w:tcPr>
+            <w:tcW w:type="pct" w:w="12%"/>
+            <w:tcBorders>
+              <w:top w:val="single" w:color="999999" w:sz="4"/>
+              <w:left w:val="single" w:color="999999" w:sz="4"/>
+              <w:bottom w:val="single" w:color="999999" w:sz="4"/>
+              <w:right w:val="single" w:color="999999" w:sz="4"/>
+            </w:tcBorders>
+          </w:tcPr>
+          <w:p>
+            <w:r>
+              <w:t>Commitment</w:t>
+            </w:r>
+          </w:p>
+        </w:tc>
+        <w:tc>
+          <w:tcPr>
             <w:tcW w:type="pct" w:w="32%"/>
             <w:tcBorders>
               <w:top w:val="single" w:color="999999" w:sz="4"/>
@@ -2638,6 +2691,22 @@
         </w:tc>
         <w:tc>
           <w:tcPr>
+            <w:tcW w:type="pct" w:w="12%"/>
+            <w:tcBorders>
+              <w:top w:val="single" w:color="999999" w:sz="4"/>
+              <w:left w:val="single" w:color="999999" w:sz="4"/>
+              <w:bottom w:val="single" w:color="999999" w:sz="4"/>
+              <w:right w:val="single" w:color="999999" w:sz="4"/>
+            </w:tcBorders>
+          </w:tcPr>
+          <w:p>
+            <w:r>
+              <w:t>Commitment</w:t>
+            </w:r>
+          </w:p>
+        </w:tc>
+        <w:tc>
+          <w:tcPr>
             <w:tcW w:type="pct" w:w="32%"/>
             <w:tcBorders>
               <w:top w:val="single" w:color="999999" w:sz="4"/>
@@ -2728,6 +2797,22 @@
         </w:tc>
         <w:tc>
           <w:tcPr>
+            <w:tcW w:type="pct" w:w="12%"/>
+            <w:tcBorders>
+              <w:top w:val="single" w:color="999999" w:sz="4"/>
+              <w:left w:val="single" w:color="999999" w:sz="4"/>
+              <w:bottom w:val="single" w:color="999999" w:sz="4"/>
+              <w:right w:val="single" w:color="999999" w:sz="4"/>
+            </w:tcBorders>
+          </w:tcPr>
+          <w:p>
+            <w:r>
+              <w:t>Commitment</w:t>
+            </w:r>
+          </w:p>
+        </w:tc>
+        <w:tc>
+          <w:tcPr>
             <w:tcW w:type="pct" w:w="32%"/>
             <w:tcBorders>
               <w:top w:val="single" w:color="999999" w:sz="4"/>
@@ -2860,22 +2945,275 @@
         <w:t>11. Abbreviations</w:t>
       </w:r>
     </w:p>
-    <w:p>
-      <w:pPr>
-        <w:spacing w:after="140"/>
-      </w:pPr>
-      <w:r>
-        <w:rPr>
-          <w:sz w:val="22"/>
-          <w:szCs w:val="22"/>
-        </w:rPr>
-        <w:t xml:space="preserve">CAPA — corrective and preventive action
-MOM — Management of Medication (NABH SHCO chapter 7)
-NABH — National Accreditation Board for Hospitals and Healthcare Providers
-OE — objective element
-SHCO — Standards for Small Healthcare Organisations</w:t>
-      </w:r>
-    </w:p>
+    <w:tbl>
+      <w:tblPr>
+        <w:tblW w:type="pct" w:w="100%"/>
+        <w:tblBorders>
+          <w:top w:val="single" w:color="auto" w:sz="4"/>
+          <w:left w:val="single" w:color="auto" w:sz="4"/>
+          <w:bottom w:val="single" w:color="auto" w:sz="4"/>
+          <w:right w:val="single" w:color="auto" w:sz="4"/>
+          <w:insideH w:val="single" w:color="auto" w:sz="4"/>
+          <w:insideV w:val="single" w:color="auto" w:sz="4"/>
+        </w:tblBorders>
+      </w:tblPr>
+      <w:tblGrid>
+        <w:gridCol w:w="100"/>
+        <w:gridCol w:w="100"/>
+      </w:tblGrid>
+      <w:tr>
+        <w:tc>
+          <w:tcPr>
+            <w:tcW w:type="pct" w:w="22%"/>
+            <w:tcBorders>
+              <w:top w:val="single" w:color="999999" w:sz="4"/>
+              <w:left w:val="single" w:color="999999" w:sz="4"/>
+              <w:bottom w:val="single" w:color="999999" w:sz="4"/>
+              <w:right w:val="single" w:color="999999" w:sz="4"/>
+            </w:tcBorders>
+            <w:shd w:fill="E8E8E8" w:val="clear"/>
+          </w:tcPr>
+          <w:p>
+            <w:r>
+              <w:rPr>
+                <w:b/>
+              </w:rPr>
+              <w:t>Abbreviation</w:t>
+            </w:r>
+          </w:p>
+        </w:tc>
+        <w:tc>
+          <w:tcPr>
+            <w:tcW w:type="pct" w:w="22%"/>
+            <w:tcBorders>
+              <w:top w:val="single" w:color="999999" w:sz="4"/>
+              <w:left w:val="single" w:color="999999" w:sz="4"/>
+              <w:bottom w:val="single" w:color="999999" w:sz="4"/>
+              <w:right w:val="single" w:color="999999" w:sz="4"/>
+            </w:tcBorders>
+            <w:shd w:fill="E8E8E8" w:val="clear"/>
+          </w:tcPr>
+          <w:p>
+            <w:r>
+              <w:rPr>
+                <w:b/>
+              </w:rPr>
+              <w:t>Meaning</w:t>
+            </w:r>
+          </w:p>
+        </w:tc>
+      </w:tr>
+      <w:tr>
+        <w:tc>
+          <w:tcPr>
+            <w:tcW w:type="pct" w:w="22%"/>
+            <w:tcBorders>
+              <w:top w:val="single" w:color="999999" w:sz="4"/>
+              <w:left w:val="single" w:color="999999" w:sz="4"/>
+              <w:bottom w:val="single" w:color="999999" w:sz="4"/>
+              <w:right w:val="single" w:color="999999" w:sz="4"/>
+            </w:tcBorders>
+            <w:shd w:fill="E8E8E8" w:val="clear"/>
+          </w:tcPr>
+          <w:p>
+            <w:r>
+              <w:rPr>
+                <w:b w:val="0"/>
+              </w:rPr>
+              <w:t>CAPA</w:t>
+            </w:r>
+          </w:p>
+        </w:tc>
+        <w:tc>
+          <w:tcPr>
+            <w:tcW w:type="pct" w:w="22%"/>
+            <w:tcBorders>
+              <w:top w:val="single" w:color="999999" w:sz="4"/>
+              <w:left w:val="single" w:color="999999" w:sz="4"/>
+              <w:bottom w:val="single" w:color="999999" w:sz="4"/>
+              <w:right w:val="single" w:color="999999" w:sz="4"/>
+            </w:tcBorders>
+            <w:shd w:fill="E8E8E8" w:val="clear"/>
+          </w:tcPr>
+          <w:p>
+            <w:r>
+              <w:rPr>
+                <w:b w:val="0"/>
+              </w:rPr>
+              <w:t>corrective and preventive action</w:t>
+            </w:r>
+          </w:p>
+        </w:tc>
+      </w:tr>
+      <w:tr>
+        <w:tc>
+          <w:tcPr>
+            <w:tcW w:type="pct" w:w="22%"/>
+            <w:tcBorders>
+              <w:top w:val="single" w:color="999999" w:sz="4"/>
+              <w:left w:val="single" w:color="999999" w:sz="4"/>
+              <w:bottom w:val="single" w:color="999999" w:sz="4"/>
+              <w:right w:val="single" w:color="999999" w:sz="4"/>
+            </w:tcBorders>
+            <w:shd w:fill="E8E8E8" w:val="clear"/>
+          </w:tcPr>
+          <w:p>
+            <w:r>
+              <w:rPr>
+                <w:b w:val="0"/>
+              </w:rPr>
+              <w:t>MOM</w:t>
+            </w:r>
+          </w:p>
+        </w:tc>
+        <w:tc>
+          <w:tcPr>
+            <w:tcW w:type="pct" w:w="22%"/>
+            <w:tcBorders>
+              <w:top w:val="single" w:color="999999" w:sz="4"/>
+              <w:left w:val="single" w:color="999999" w:sz="4"/>
+              <w:bottom w:val="single" w:color="999999" w:sz="4"/>
+              <w:right w:val="single" w:color="999999" w:sz="4"/>
+            </w:tcBorders>
+            <w:shd w:fill="E8E8E8" w:val="clear"/>
+          </w:tcPr>
+          <w:p>
+            <w:r>
+              <w:rPr>
+                <w:b w:val="0"/>
+              </w:rPr>
+              <w:t>Management of Medication (NABH SHCO chapter 7)</w:t>
+            </w:r>
+          </w:p>
+        </w:tc>
+      </w:tr>
+      <w:tr>
+        <w:tc>
+          <w:tcPr>
+            <w:tcW w:type="pct" w:w="22%"/>
+            <w:tcBorders>
+              <w:top w:val="single" w:color="999999" w:sz="4"/>
+              <w:left w:val="single" w:color="999999" w:sz="4"/>
+              <w:bottom w:val="single" w:color="999999" w:sz="4"/>
+              <w:right w:val="single" w:color="999999" w:sz="4"/>
+            </w:tcBorders>
+            <w:shd w:fill="E8E8E8" w:val="clear"/>
+          </w:tcPr>
+          <w:p>
+            <w:r>
+              <w:rPr>
+                <w:b w:val="0"/>
+              </w:rPr>
+              <w:t>NABH</w:t>
+            </w:r>
+          </w:p>
+        </w:tc>
+        <w:tc>
+          <w:tcPr>
+            <w:tcW w:type="pct" w:w="22%"/>
+            <w:tcBorders>
+              <w:top w:val="single" w:color="999999" w:sz="4"/>
+              <w:left w:val="single" w:color="999999" w:sz="4"/>
+              <w:bottom w:val="single" w:color="999999" w:sz="4"/>
+              <w:right w:val="single" w:color="999999" w:sz="4"/>
+            </w:tcBorders>
+            <w:shd w:fill="E8E8E8" w:val="clear"/>
+          </w:tcPr>
+          <w:p>
+            <w:r>
+              <w:rPr>
+                <w:b w:val="0"/>
+              </w:rPr>
+              <w:t>National Accreditation Board for Hospitals and Healthcare Providers</w:t>
+            </w:r>
+          </w:p>
+        </w:tc>
+      </w:tr>
+      <w:tr>
+        <w:tc>
+          <w:tcPr>
+            <w:tcW w:type="pct" w:w="22%"/>
+            <w:tcBorders>
+              <w:top w:val="single" w:color="999999" w:sz="4"/>
+              <w:left w:val="single" w:color="999999" w:sz="4"/>
+              <w:bottom w:val="single" w:color="999999" w:sz="4"/>
+              <w:right w:val="single" w:color="999999" w:sz="4"/>
+            </w:tcBorders>
+            <w:shd w:fill="E8E8E8" w:val="clear"/>
+          </w:tcPr>
+          <w:p>
+            <w:r>
+              <w:rPr>
+                <w:b w:val="0"/>
+              </w:rPr>
+              <w:t>OE</w:t>
+            </w:r>
+          </w:p>
+        </w:tc>
+        <w:tc>
+          <w:tcPr>
+            <w:tcW w:type="pct" w:w="22%"/>
+            <w:tcBorders>
+              <w:top w:val="single" w:color="999999" w:sz="4"/>
+              <w:left w:val="single" w:color="999999" w:sz="4"/>
+              <w:bottom w:val="single" w:color="999999" w:sz="4"/>
+              <w:right w:val="single" w:color="999999" w:sz="4"/>
+            </w:tcBorders>
+            <w:shd w:fill="E8E8E8" w:val="clear"/>
+          </w:tcPr>
+          <w:p>
+            <w:r>
+              <w:rPr>
+                <w:b w:val="0"/>
+              </w:rPr>
+              <w:t>objective element</w:t>
+            </w:r>
+          </w:p>
+        </w:tc>
+      </w:tr>
+      <w:tr>
+        <w:tc>
+          <w:tcPr>
+            <w:tcW w:type="pct" w:w="22%"/>
+            <w:tcBorders>
+              <w:top w:val="single" w:color="999999" w:sz="4"/>
+              <w:left w:val="single" w:color="999999" w:sz="4"/>
+              <w:bottom w:val="single" w:color="999999" w:sz="4"/>
+              <w:right w:val="single" w:color="999999" w:sz="4"/>
+            </w:tcBorders>
+            <w:shd w:fill="E8E8E8" w:val="clear"/>
+          </w:tcPr>
+          <w:p>
+            <w:r>
+              <w:rPr>
+                <w:b w:val="0"/>
+              </w:rPr>
+              <w:t>SHCO</w:t>
+            </w:r>
+          </w:p>
+        </w:tc>
+        <w:tc>
+          <w:tcPr>
+            <w:tcW w:type="pct" w:w="22%"/>
+            <w:tcBorders>
+              <w:top w:val="single" w:color="999999" w:sz="4"/>
+              <w:left w:val="single" w:color="999999" w:sz="4"/>
+              <w:bottom w:val="single" w:color="999999" w:sz="4"/>
+              <w:right w:val="single" w:color="999999" w:sz="4"/>
+            </w:tcBorders>
+            <w:shd w:fill="E8E8E8" w:val="clear"/>
+          </w:tcPr>
+          <w:p>
+            <w:r>
+              <w:rPr>
+                <w:b w:val="0"/>
+              </w:rPr>
+              <w:t>Standards for Small Healthcare Organisations</w:t>
+            </w:r>
+          </w:p>
+        </w:tc>
+      </w:tr>
+    </w:tbl>
     <w:p>
       <w:pPr>
         <w:pStyle w:val="Heading1"/>

--- a/policies/build/masters/MOM.4_v2_master.docx
+++ b/policies/build/masters/MOM.4_v2_master.docx
@@ -682,18 +682,6 @@
     </w:p>
     <w:p>
       <w:pPr>
-        <w:spacing w:after="140"/>
-      </w:pPr>
-      <w:r>
-        <w:rPr>
-          <w:sz w:val="22"/>
-          <w:szCs w:val="22"/>
-        </w:rPr>
-        <w:t xml:space="preserve">Words marked «like this» are defaults a small hospital can keep. A blank marked «________» has no sensible default. Fill it in before this document is signed.</w:t>
-      </w:r>
-    </w:p>
-    <w:p>
-      <w:pPr>
         <w:pStyle w:val="Heading1"/>
         <w:spacing w:after="120" w:before="280"/>
       </w:pPr>
@@ -723,69 +711,6 @@
           <w:szCs w:val="22"/>
         </w:rPr>
         <w:t xml:space="preserve">It covers MOM.4.a–d: authorised personnel; uniform location with patient identification; legibility, date, time and signature; and required medication details.</w:t>
-      </w:r>
-    </w:p>
-    <w:p>
-      <w:pPr>
-        <w:spacing w:after="140"/>
-      </w:pPr>
-      <w:r>
-        <w:rPr>
-          <w:sz w:val="22"/>
-          <w:szCs w:val="22"/>
-        </w:rPr>
-        <w:t xml:space="preserve">Boundaries with other policies of «Hospital Name»:</w:t>
-      </w:r>
-    </w:p>
-    <w:p>
-      <w:pPr>
-        <w:pStyle w:val="ListParagraph"/>
-        <w:numPr>
-          <w:ilvl w:val="0"/>
-          <w:numId w:val="1"/>
-        </w:numPr>
-        <w:spacing w:after="60"/>
-      </w:pPr>
-      <w:r>
-        <w:rPr>
-          <w:sz w:val="22"/>
-          <w:szCs w:val="22"/>
-        </w:rPr>
-        <w:t xml:space="preserve">MOM.3 owns rational prescribing and minimum prescription requirements. This policy owns the format and uniformity of the written order.</w:t>
-      </w:r>
-    </w:p>
-    <w:p>
-      <w:pPr>
-        <w:pStyle w:val="ListParagraph"/>
-        <w:numPr>
-          <w:ilvl w:val="0"/>
-          <w:numId w:val="1"/>
-        </w:numPr>
-        <w:spacing w:after="60"/>
-      </w:pPr>
-      <w:r>
-        <w:rPr>
-          <w:sz w:val="22"/>
-          <w:szCs w:val="22"/>
-        </w:rPr>
-        <w:t xml:space="preserve">MOM.5 owns dispensing. The pharmacist verifies order completeness before dispensing.</w:t>
-      </w:r>
-    </w:p>
-    <w:p>
-      <w:pPr>
-        <w:pStyle w:val="ListParagraph"/>
-        <w:numPr>
-          <w:ilvl w:val="0"/>
-          <w:numId w:val="1"/>
-        </w:numPr>
-        <w:spacing w:after="60"/>
-      </w:pPr>
-      <w:r>
-        <w:rPr>
-          <w:sz w:val="22"/>
-          <w:szCs w:val="22"/>
-        </w:rPr>
-        <w:t xml:space="preserve">MOM.3.e owns verbal orders. This policy applies to written (and transcribed verbal) orders.</w:t>
       </w:r>
     </w:p>
     <w:p>

--- a/policies/build/masters/MOM.4_v2_master.docx
+++ b/policies/build/masters/MOM.4_v2_master.docx
@@ -2246,6 +2246,364 @@
         <w:t xml:space="preserve">The Nursing Superintendent holds signed acknowledgements with the induction record.</w:t>
       </w:r>
     </w:p>
+    <w:p>
+      <w:pPr>
+        <w:pStyle w:val="Heading1"/>
+        <w:spacing w:after="120" w:before="280"/>
+      </w:pPr>
+      <w:r>
+        <w:t>10. Distribution</w:t>
+      </w:r>
+    </w:p>
+    <w:p>
+      <w:pPr>
+        <w:spacing w:after="140"/>
+      </w:pPr>
+      <w:r>
+        <w:rPr>
+          <w:sz w:val="22"/>
+          <w:szCs w:val="22"/>
+        </w:rPr>
+        <w:t xml:space="preserve">Official master copy: office of the Medical Superintendent, «Hospital Name», with the Pharmacy In-Charge and the Quality Coordinator.</w:t>
+      </w:r>
+    </w:p>
+    <w:p>
+      <w:pPr>
+        <w:spacing w:after="140"/>
+      </w:pPr>
+      <w:r>
+        <w:rPr>
+          <w:sz w:val="22"/>
+          <w:szCs w:val="22"/>
+        </w:rPr>
+        <w:t xml:space="preserve">Copies issued to: pharmacy; every in-patient ward; out-patient clinics; emergency room; nursing administration.</w:t>
+      </w:r>
+    </w:p>
+    <w:p>
+      <w:pPr>
+        <w:spacing w:after="140"/>
+      </w:pPr>
+      <w:r>
+        <w:rPr>
+          <w:sz w:val="22"/>
+          <w:szCs w:val="22"/>
+        </w:rPr>
+        <w:t xml:space="preserve">The current version is available to all staff at the «pharmacy counter policy file» and, if the hospital keeps an intranet, at «staff intranet / policies».</w:t>
+      </w:r>
+    </w:p>
+    <w:p>
+      <w:pPr>
+        <w:spacing w:after="140"/>
+      </w:pPr>
+      <w:r>
+        <w:rPr>
+          <w:sz w:val="22"/>
+          <w:szCs w:val="22"/>
+        </w:rPr>
+        <w:t xml:space="preserve">When a new version is issued, take old copies out of use.</w:t>
+      </w:r>
+    </w:p>
+    <w:p>
+      <w:pPr>
+        <w:pStyle w:val="Heading1"/>
+        <w:spacing w:after="120" w:before="280"/>
+      </w:pPr>
+      <w:r>
+        <w:t>11. Abbreviations</w:t>
+      </w:r>
+    </w:p>
+    <w:tbl>
+      <w:tblPr>
+        <w:tblW w:type="pct" w:w="100%"/>
+        <w:tblBorders>
+          <w:top w:val="single" w:color="auto" w:sz="4"/>
+          <w:left w:val="single" w:color="auto" w:sz="4"/>
+          <w:bottom w:val="single" w:color="auto" w:sz="4"/>
+          <w:right w:val="single" w:color="auto" w:sz="4"/>
+          <w:insideH w:val="single" w:color="auto" w:sz="4"/>
+          <w:insideV w:val="single" w:color="auto" w:sz="4"/>
+        </w:tblBorders>
+      </w:tblPr>
+      <w:tblGrid>
+        <w:gridCol w:w="100"/>
+        <w:gridCol w:w="100"/>
+      </w:tblGrid>
+      <w:tr>
+        <w:tc>
+          <w:tcPr>
+            <w:tcW w:type="pct" w:w="22%"/>
+            <w:tcBorders>
+              <w:top w:val="single" w:color="999999" w:sz="4"/>
+              <w:left w:val="single" w:color="999999" w:sz="4"/>
+              <w:bottom w:val="single" w:color="999999" w:sz="4"/>
+              <w:right w:val="single" w:color="999999" w:sz="4"/>
+            </w:tcBorders>
+            <w:shd w:fill="E8E8E8" w:val="clear"/>
+          </w:tcPr>
+          <w:p>
+            <w:r>
+              <w:rPr>
+                <w:b/>
+              </w:rPr>
+              <w:t>Abbreviation</w:t>
+            </w:r>
+          </w:p>
+        </w:tc>
+        <w:tc>
+          <w:tcPr>
+            <w:tcW w:type="pct" w:w="22%"/>
+            <w:tcBorders>
+              <w:top w:val="single" w:color="999999" w:sz="4"/>
+              <w:left w:val="single" w:color="999999" w:sz="4"/>
+              <w:bottom w:val="single" w:color="999999" w:sz="4"/>
+              <w:right w:val="single" w:color="999999" w:sz="4"/>
+            </w:tcBorders>
+            <w:shd w:fill="E8E8E8" w:val="clear"/>
+          </w:tcPr>
+          <w:p>
+            <w:r>
+              <w:rPr>
+                <w:b/>
+              </w:rPr>
+              <w:t>Meaning</w:t>
+            </w:r>
+          </w:p>
+        </w:tc>
+      </w:tr>
+      <w:tr>
+        <w:tc>
+          <w:tcPr>
+            <w:tcW w:type="pct" w:w="22%"/>
+            <w:tcBorders>
+              <w:top w:val="single" w:color="999999" w:sz="4"/>
+              <w:left w:val="single" w:color="999999" w:sz="4"/>
+              <w:bottom w:val="single" w:color="999999" w:sz="4"/>
+              <w:right w:val="single" w:color="999999" w:sz="4"/>
+            </w:tcBorders>
+            <w:shd w:fill="E8E8E8" w:val="clear"/>
+          </w:tcPr>
+          <w:p>
+            <w:r>
+              <w:rPr>
+                <w:b w:val="0"/>
+              </w:rPr>
+              <w:t>CAPA</w:t>
+            </w:r>
+          </w:p>
+        </w:tc>
+        <w:tc>
+          <w:tcPr>
+            <w:tcW w:type="pct" w:w="22%"/>
+            <w:tcBorders>
+              <w:top w:val="single" w:color="999999" w:sz="4"/>
+              <w:left w:val="single" w:color="999999" w:sz="4"/>
+              <w:bottom w:val="single" w:color="999999" w:sz="4"/>
+              <w:right w:val="single" w:color="999999" w:sz="4"/>
+            </w:tcBorders>
+            <w:shd w:fill="E8E8E8" w:val="clear"/>
+          </w:tcPr>
+          <w:p>
+            <w:r>
+              <w:rPr>
+                <w:b w:val="0"/>
+              </w:rPr>
+              <w:t>corrective and preventive action</w:t>
+            </w:r>
+          </w:p>
+        </w:tc>
+      </w:tr>
+      <w:tr>
+        <w:tc>
+          <w:tcPr>
+            <w:tcW w:type="pct" w:w="22%"/>
+            <w:tcBorders>
+              <w:top w:val="single" w:color="999999" w:sz="4"/>
+              <w:left w:val="single" w:color="999999" w:sz="4"/>
+              <w:bottom w:val="single" w:color="999999" w:sz="4"/>
+              <w:right w:val="single" w:color="999999" w:sz="4"/>
+            </w:tcBorders>
+            <w:shd w:fill="E8E8E8" w:val="clear"/>
+          </w:tcPr>
+          <w:p>
+            <w:r>
+              <w:rPr>
+                <w:b w:val="0"/>
+              </w:rPr>
+              <w:t>MOM</w:t>
+            </w:r>
+          </w:p>
+        </w:tc>
+        <w:tc>
+          <w:tcPr>
+            <w:tcW w:type="pct" w:w="22%"/>
+            <w:tcBorders>
+              <w:top w:val="single" w:color="999999" w:sz="4"/>
+              <w:left w:val="single" w:color="999999" w:sz="4"/>
+              <w:bottom w:val="single" w:color="999999" w:sz="4"/>
+              <w:right w:val="single" w:color="999999" w:sz="4"/>
+            </w:tcBorders>
+            <w:shd w:fill="E8E8E8" w:val="clear"/>
+          </w:tcPr>
+          <w:p>
+            <w:r>
+              <w:rPr>
+                <w:b w:val="0"/>
+              </w:rPr>
+              <w:t>Management of Medication (NABH SHCO chapter 7)</w:t>
+            </w:r>
+          </w:p>
+        </w:tc>
+      </w:tr>
+      <w:tr>
+        <w:tc>
+          <w:tcPr>
+            <w:tcW w:type="pct" w:w="22%"/>
+            <w:tcBorders>
+              <w:top w:val="single" w:color="999999" w:sz="4"/>
+              <w:left w:val="single" w:color="999999" w:sz="4"/>
+              <w:bottom w:val="single" w:color="999999" w:sz="4"/>
+              <w:right w:val="single" w:color="999999" w:sz="4"/>
+            </w:tcBorders>
+            <w:shd w:fill="E8E8E8" w:val="clear"/>
+          </w:tcPr>
+          <w:p>
+            <w:r>
+              <w:rPr>
+                <w:b w:val="0"/>
+              </w:rPr>
+              <w:t>NABH</w:t>
+            </w:r>
+          </w:p>
+        </w:tc>
+        <w:tc>
+          <w:tcPr>
+            <w:tcW w:type="pct" w:w="22%"/>
+            <w:tcBorders>
+              <w:top w:val="single" w:color="999999" w:sz="4"/>
+              <w:left w:val="single" w:color="999999" w:sz="4"/>
+              <w:bottom w:val="single" w:color="999999" w:sz="4"/>
+              <w:right w:val="single" w:color="999999" w:sz="4"/>
+            </w:tcBorders>
+            <w:shd w:fill="E8E8E8" w:val="clear"/>
+          </w:tcPr>
+          <w:p>
+            <w:r>
+              <w:rPr>
+                <w:b w:val="0"/>
+              </w:rPr>
+              <w:t>National Accreditation Board for Hospitals and Healthcare Providers</w:t>
+            </w:r>
+          </w:p>
+        </w:tc>
+      </w:tr>
+      <w:tr>
+        <w:tc>
+          <w:tcPr>
+            <w:tcW w:type="pct" w:w="22%"/>
+            <w:tcBorders>
+              <w:top w:val="single" w:color="999999" w:sz="4"/>
+              <w:left w:val="single" w:color="999999" w:sz="4"/>
+              <w:bottom w:val="single" w:color="999999" w:sz="4"/>
+              <w:right w:val="single" w:color="999999" w:sz="4"/>
+            </w:tcBorders>
+            <w:shd w:fill="E8E8E8" w:val="clear"/>
+          </w:tcPr>
+          <w:p>
+            <w:r>
+              <w:rPr>
+                <w:b w:val="0"/>
+              </w:rPr>
+              <w:t>OE</w:t>
+            </w:r>
+          </w:p>
+        </w:tc>
+        <w:tc>
+          <w:tcPr>
+            <w:tcW w:type="pct" w:w="22%"/>
+            <w:tcBorders>
+              <w:top w:val="single" w:color="999999" w:sz="4"/>
+              <w:left w:val="single" w:color="999999" w:sz="4"/>
+              <w:bottom w:val="single" w:color="999999" w:sz="4"/>
+              <w:right w:val="single" w:color="999999" w:sz="4"/>
+            </w:tcBorders>
+            <w:shd w:fill="E8E8E8" w:val="clear"/>
+          </w:tcPr>
+          <w:p>
+            <w:r>
+              <w:rPr>
+                <w:b w:val="0"/>
+              </w:rPr>
+              <w:t>objective element</w:t>
+            </w:r>
+          </w:p>
+        </w:tc>
+      </w:tr>
+      <w:tr>
+        <w:tc>
+          <w:tcPr>
+            <w:tcW w:type="pct" w:w="22%"/>
+            <w:tcBorders>
+              <w:top w:val="single" w:color="999999" w:sz="4"/>
+              <w:left w:val="single" w:color="999999" w:sz="4"/>
+              <w:bottom w:val="single" w:color="999999" w:sz="4"/>
+              <w:right w:val="single" w:color="999999" w:sz="4"/>
+            </w:tcBorders>
+            <w:shd w:fill="E8E8E8" w:val="clear"/>
+          </w:tcPr>
+          <w:p>
+            <w:r>
+              <w:rPr>
+                <w:b w:val="0"/>
+              </w:rPr>
+              <w:t>SHCO</w:t>
+            </w:r>
+          </w:p>
+        </w:tc>
+        <w:tc>
+          <w:tcPr>
+            <w:tcW w:type="pct" w:w="22%"/>
+            <w:tcBorders>
+              <w:top w:val="single" w:color="999999" w:sz="4"/>
+              <w:left w:val="single" w:color="999999" w:sz="4"/>
+              <w:bottom w:val="single" w:color="999999" w:sz="4"/>
+              <w:right w:val="single" w:color="999999" w:sz="4"/>
+            </w:tcBorders>
+            <w:shd w:fill="E8E8E8" w:val="clear"/>
+          </w:tcPr>
+          <w:p>
+            <w:r>
+              <w:rPr>
+                <w:b w:val="0"/>
+              </w:rPr>
+              <w:t>Standards for Small Healthcare Organisations</w:t>
+            </w:r>
+          </w:p>
+        </w:tc>
+      </w:tr>
+    </w:tbl>
+    <w:p>
+      <w:pPr>
+        <w:pStyle w:val="Heading1"/>
+        <w:spacing w:after="120" w:before="280"/>
+      </w:pPr>
+      <w:r>
+        <w:t>12. Traceability to NABH SHCO 3rd Edition MOM.4</w:t>
+      </w:r>
+    </w:p>
+    <w:p>
+      <w:pPr>
+        <w:spacing w:after="120"/>
+      </w:pPr>
+      <w:r>
+        <w:rPr>
+          <w:i/>
+          <w:iCs/>
+          <w:sz w:val="20"/>
+          <w:szCs w:val="20"/>
+        </w:rPr>
+        <w:t xml:space="preserve">This table is an index. It is not how the policy is organised.</w:t>
+      </w:r>
+    </w:p>
     <w:tbl>
       <w:tblPr>
         <w:tblW w:type="pct" w:w="100%"/>
@@ -2804,364 +3162,6 @@
         </w:tc>
       </w:tr>
     </w:tbl>
-    <w:p>
-      <w:pPr>
-        <w:pStyle w:val="Heading1"/>
-        <w:spacing w:after="120" w:before="280"/>
-      </w:pPr>
-      <w:r>
-        <w:t>10. Distribution</w:t>
-      </w:r>
-    </w:p>
-    <w:p>
-      <w:pPr>
-        <w:spacing w:after="140"/>
-      </w:pPr>
-      <w:r>
-        <w:rPr>
-          <w:sz w:val="22"/>
-          <w:szCs w:val="22"/>
-        </w:rPr>
-        <w:t xml:space="preserve">Official master copy: office of the Medical Superintendent, «Hospital Name», with the Pharmacy In-Charge and the Quality Coordinator.</w:t>
-      </w:r>
-    </w:p>
-    <w:p>
-      <w:pPr>
-        <w:spacing w:after="140"/>
-      </w:pPr>
-      <w:r>
-        <w:rPr>
-          <w:sz w:val="22"/>
-          <w:szCs w:val="22"/>
-        </w:rPr>
-        <w:t xml:space="preserve">Copies issued to: pharmacy; every in-patient ward; out-patient clinics; emergency room; nursing administration.</w:t>
-      </w:r>
-    </w:p>
-    <w:p>
-      <w:pPr>
-        <w:spacing w:after="140"/>
-      </w:pPr>
-      <w:r>
-        <w:rPr>
-          <w:sz w:val="22"/>
-          <w:szCs w:val="22"/>
-        </w:rPr>
-        <w:t xml:space="preserve">The current version is available to all staff at the «pharmacy counter policy file» and, if the hospital keeps an intranet, at «staff intranet / policies».</w:t>
-      </w:r>
-    </w:p>
-    <w:p>
-      <w:pPr>
-        <w:spacing w:after="140"/>
-      </w:pPr>
-      <w:r>
-        <w:rPr>
-          <w:sz w:val="22"/>
-          <w:szCs w:val="22"/>
-        </w:rPr>
-        <w:t xml:space="preserve">When a new version is issued, take old copies out of use.</w:t>
-      </w:r>
-    </w:p>
-    <w:p>
-      <w:pPr>
-        <w:pStyle w:val="Heading1"/>
-        <w:spacing w:after="120" w:before="280"/>
-      </w:pPr>
-      <w:r>
-        <w:t>11. Abbreviations</w:t>
-      </w:r>
-    </w:p>
-    <w:tbl>
-      <w:tblPr>
-        <w:tblW w:type="pct" w:w="100%"/>
-        <w:tblBorders>
-          <w:top w:val="single" w:color="auto" w:sz="4"/>
-          <w:left w:val="single" w:color="auto" w:sz="4"/>
-          <w:bottom w:val="single" w:color="auto" w:sz="4"/>
-          <w:right w:val="single" w:color="auto" w:sz="4"/>
-          <w:insideH w:val="single" w:color="auto" w:sz="4"/>
-          <w:insideV w:val="single" w:color="auto" w:sz="4"/>
-        </w:tblBorders>
-      </w:tblPr>
-      <w:tblGrid>
-        <w:gridCol w:w="100"/>
-        <w:gridCol w:w="100"/>
-      </w:tblGrid>
-      <w:tr>
-        <w:tc>
-          <w:tcPr>
-            <w:tcW w:type="pct" w:w="22%"/>
-            <w:tcBorders>
-              <w:top w:val="single" w:color="999999" w:sz="4"/>
-              <w:left w:val="single" w:color="999999" w:sz="4"/>
-              <w:bottom w:val="single" w:color="999999" w:sz="4"/>
-              <w:right w:val="single" w:color="999999" w:sz="4"/>
-            </w:tcBorders>
-            <w:shd w:fill="E8E8E8" w:val="clear"/>
-          </w:tcPr>
-          <w:p>
-            <w:r>
-              <w:rPr>
-                <w:b/>
-              </w:rPr>
-              <w:t>Abbreviation</w:t>
-            </w:r>
-          </w:p>
-        </w:tc>
-        <w:tc>
-          <w:tcPr>
-            <w:tcW w:type="pct" w:w="22%"/>
-            <w:tcBorders>
-              <w:top w:val="single" w:color="999999" w:sz="4"/>
-              <w:left w:val="single" w:color="999999" w:sz="4"/>
-              <w:bottom w:val="single" w:color="999999" w:sz="4"/>
-              <w:right w:val="single" w:color="999999" w:sz="4"/>
-            </w:tcBorders>
-            <w:shd w:fill="E8E8E8" w:val="clear"/>
-          </w:tcPr>
-          <w:p>
-            <w:r>
-              <w:rPr>
-                <w:b/>
-              </w:rPr>
-              <w:t>Meaning</w:t>
-            </w:r>
-          </w:p>
-        </w:tc>
-      </w:tr>
-      <w:tr>
-        <w:tc>
-          <w:tcPr>
-            <w:tcW w:type="pct" w:w="22%"/>
-            <w:tcBorders>
-              <w:top w:val="single" w:color="999999" w:sz="4"/>
-              <w:left w:val="single" w:color="999999" w:sz="4"/>
-              <w:bottom w:val="single" w:color="999999" w:sz="4"/>
-              <w:right w:val="single" w:color="999999" w:sz="4"/>
-            </w:tcBorders>
-            <w:shd w:fill="E8E8E8" w:val="clear"/>
-          </w:tcPr>
-          <w:p>
-            <w:r>
-              <w:rPr>
-                <w:b w:val="0"/>
-              </w:rPr>
-              <w:t>CAPA</w:t>
-            </w:r>
-          </w:p>
-        </w:tc>
-        <w:tc>
-          <w:tcPr>
-            <w:tcW w:type="pct" w:w="22%"/>
-            <w:tcBorders>
-              <w:top w:val="single" w:color="999999" w:sz="4"/>
-              <w:left w:val="single" w:color="999999" w:sz="4"/>
-              <w:bottom w:val="single" w:color="999999" w:sz="4"/>
-              <w:right w:val="single" w:color="999999" w:sz="4"/>
-            </w:tcBorders>
-            <w:shd w:fill="E8E8E8" w:val="clear"/>
-          </w:tcPr>
-          <w:p>
-            <w:r>
-              <w:rPr>
-                <w:b w:val="0"/>
-              </w:rPr>
-              <w:t>corrective and preventive action</w:t>
-            </w:r>
-          </w:p>
-        </w:tc>
-      </w:tr>
-      <w:tr>
-        <w:tc>
-          <w:tcPr>
-            <w:tcW w:type="pct" w:w="22%"/>
-            <w:tcBorders>
-              <w:top w:val="single" w:color="999999" w:sz="4"/>
-              <w:left w:val="single" w:color="999999" w:sz="4"/>
-              <w:bottom w:val="single" w:color="999999" w:sz="4"/>
-              <w:right w:val="single" w:color="999999" w:sz="4"/>
-            </w:tcBorders>
-            <w:shd w:fill="E8E8E8" w:val="clear"/>
-          </w:tcPr>
-          <w:p>
-            <w:r>
-              <w:rPr>
-                <w:b w:val="0"/>
-              </w:rPr>
-              <w:t>MOM</w:t>
-            </w:r>
-          </w:p>
-        </w:tc>
-        <w:tc>
-          <w:tcPr>
-            <w:tcW w:type="pct" w:w="22%"/>
-            <w:tcBorders>
-              <w:top w:val="single" w:color="999999" w:sz="4"/>
-              <w:left w:val="single" w:color="999999" w:sz="4"/>
-              <w:bottom w:val="single" w:color="999999" w:sz="4"/>
-              <w:right w:val="single" w:color="999999" w:sz="4"/>
-            </w:tcBorders>
-            <w:shd w:fill="E8E8E8" w:val="clear"/>
-          </w:tcPr>
-          <w:p>
-            <w:r>
-              <w:rPr>
-                <w:b w:val="0"/>
-              </w:rPr>
-              <w:t>Management of Medication (NABH SHCO chapter 7)</w:t>
-            </w:r>
-          </w:p>
-        </w:tc>
-      </w:tr>
-      <w:tr>
-        <w:tc>
-          <w:tcPr>
-            <w:tcW w:type="pct" w:w="22%"/>
-            <w:tcBorders>
-              <w:top w:val="single" w:color="999999" w:sz="4"/>
-              <w:left w:val="single" w:color="999999" w:sz="4"/>
-              <w:bottom w:val="single" w:color="999999" w:sz="4"/>
-              <w:right w:val="single" w:color="999999" w:sz="4"/>
-            </w:tcBorders>
-            <w:shd w:fill="E8E8E8" w:val="clear"/>
-          </w:tcPr>
-          <w:p>
-            <w:r>
-              <w:rPr>
-                <w:b w:val="0"/>
-              </w:rPr>
-              <w:t>NABH</w:t>
-            </w:r>
-          </w:p>
-        </w:tc>
-        <w:tc>
-          <w:tcPr>
-            <w:tcW w:type="pct" w:w="22%"/>
-            <w:tcBorders>
-              <w:top w:val="single" w:color="999999" w:sz="4"/>
-              <w:left w:val="single" w:color="999999" w:sz="4"/>
-              <w:bottom w:val="single" w:color="999999" w:sz="4"/>
-              <w:right w:val="single" w:color="999999" w:sz="4"/>
-            </w:tcBorders>
-            <w:shd w:fill="E8E8E8" w:val="clear"/>
-          </w:tcPr>
-          <w:p>
-            <w:r>
-              <w:rPr>
-                <w:b w:val="0"/>
-              </w:rPr>
-              <w:t>National Accreditation Board for Hospitals and Healthcare Providers</w:t>
-            </w:r>
-          </w:p>
-        </w:tc>
-      </w:tr>
-      <w:tr>
-        <w:tc>
-          <w:tcPr>
-            <w:tcW w:type="pct" w:w="22%"/>
-            <w:tcBorders>
-              <w:top w:val="single" w:color="999999" w:sz="4"/>
-              <w:left w:val="single" w:color="999999" w:sz="4"/>
-              <w:bottom w:val="single" w:color="999999" w:sz="4"/>
-              <w:right w:val="single" w:color="999999" w:sz="4"/>
-            </w:tcBorders>
-            <w:shd w:fill="E8E8E8" w:val="clear"/>
-          </w:tcPr>
-          <w:p>
-            <w:r>
-              <w:rPr>
-                <w:b w:val="0"/>
-              </w:rPr>
-              <w:t>OE</w:t>
-            </w:r>
-          </w:p>
-        </w:tc>
-        <w:tc>
-          <w:tcPr>
-            <w:tcW w:type="pct" w:w="22%"/>
-            <w:tcBorders>
-              <w:top w:val="single" w:color="999999" w:sz="4"/>
-              <w:left w:val="single" w:color="999999" w:sz="4"/>
-              <w:bottom w:val="single" w:color="999999" w:sz="4"/>
-              <w:right w:val="single" w:color="999999" w:sz="4"/>
-            </w:tcBorders>
-            <w:shd w:fill="E8E8E8" w:val="clear"/>
-          </w:tcPr>
-          <w:p>
-            <w:r>
-              <w:rPr>
-                <w:b w:val="0"/>
-              </w:rPr>
-              <w:t>objective element</w:t>
-            </w:r>
-          </w:p>
-        </w:tc>
-      </w:tr>
-      <w:tr>
-        <w:tc>
-          <w:tcPr>
-            <w:tcW w:type="pct" w:w="22%"/>
-            <w:tcBorders>
-              <w:top w:val="single" w:color="999999" w:sz="4"/>
-              <w:left w:val="single" w:color="999999" w:sz="4"/>
-              <w:bottom w:val="single" w:color="999999" w:sz="4"/>
-              <w:right w:val="single" w:color="999999" w:sz="4"/>
-            </w:tcBorders>
-            <w:shd w:fill="E8E8E8" w:val="clear"/>
-          </w:tcPr>
-          <w:p>
-            <w:r>
-              <w:rPr>
-                <w:b w:val="0"/>
-              </w:rPr>
-              <w:t>SHCO</w:t>
-            </w:r>
-          </w:p>
-        </w:tc>
-        <w:tc>
-          <w:tcPr>
-            <w:tcW w:type="pct" w:w="22%"/>
-            <w:tcBorders>
-              <w:top w:val="single" w:color="999999" w:sz="4"/>
-              <w:left w:val="single" w:color="999999" w:sz="4"/>
-              <w:bottom w:val="single" w:color="999999" w:sz="4"/>
-              <w:right w:val="single" w:color="999999" w:sz="4"/>
-            </w:tcBorders>
-            <w:shd w:fill="E8E8E8" w:val="clear"/>
-          </w:tcPr>
-          <w:p>
-            <w:r>
-              <w:rPr>
-                <w:b w:val="0"/>
-              </w:rPr>
-              <w:t>Standards for Small Healthcare Organisations</w:t>
-            </w:r>
-          </w:p>
-        </w:tc>
-      </w:tr>
-    </w:tbl>
-    <w:p>
-      <w:pPr>
-        <w:pStyle w:val="Heading1"/>
-        <w:spacing w:after="120" w:before="280"/>
-      </w:pPr>
-      <w:r>
-        <w:t>12. Traceability to NABH SHCO 3rd Edition MOM.4</w:t>
-      </w:r>
-    </w:p>
-    <w:p>
-      <w:pPr>
-        <w:spacing w:after="120"/>
-      </w:pPr>
-      <w:r>
-        <w:rPr>
-          <w:i/>
-          <w:iCs/>
-          <w:sz w:val="20"/>
-          <w:szCs w:val="20"/>
-        </w:rPr>
-        <w:t xml:space="preserve">This table is an index. It is not how the policy is organised.</w:t>
-      </w:r>
-    </w:p>
     <w:p>
       <w:pPr>
         <w:pStyle w:val="Heading1"/>

--- a/policies/build/masters/MOM.4_v2_master.docx
+++ b/policies/build/masters/MOM.4_v2_master.docx
@@ -677,7 +677,7 @@
           <w:sz w:val="22"/>
           <w:szCs w:val="22"/>
         </w:rPr>
-        <w:t xml:space="preserve">It covers MOM.4.a–d.</w:t>
+        <w:t>It covers four elements.</w:t>
       </w:r>
     </w:p>
     <w:p>
@@ -710,7 +710,7 @@
           <w:sz w:val="22"/>
           <w:szCs w:val="22"/>
         </w:rPr>
-        <w:t xml:space="preserve">It covers MOM.4.a–d: authorised personnel; uniform location with patient identification; legibility, date, time and signature; and required medication details.</w:t>
+        <w:t>It covers four elements: authorised personnel; uniform location with patient identification; legibility, date, time and signature; and required medication details.</w:t>
       </w:r>
     </w:p>
     <w:p>
@@ -902,7 +902,7 @@
           <w:sz w:val="22"/>
           <w:szCs w:val="22"/>
         </w:rPr>
-        <w:t xml:space="preserve">Personnel not on the list are not permitted to write medication orders. A verbal order received from an authorised prescriber is transcribed under MOM.3.e.</w:t>
+        <w:t>Personnel not on the list are not permitted to write medication orders. A verbal order received from an authorised prescriber is transcribed under the relevant policy.</w:t>
       </w:r>
     </w:p>
     <w:p>
@@ -1439,7 +1439,7 @@
           <w:sz w:val="22"/>
           <w:szCs w:val="22"/>
         </w:rPr>
-        <w:t xml:space="preserve">This policy is reviewed «annually», and sooner when MOM.3 or MOM.5 is revised.</w:t>
+        <w:t>This policy is reviewed «annually», and sooner when the prescribing or dispensing policy is revised.</w:t>
       </w:r>
     </w:p>
     <w:p>

--- a/policies/build/masters/MOM.4_v2_master.docx
+++ b/policies/build/masters/MOM.4_v2_master.docx
@@ -3448,8 +3448,23 @@
           <w:sz w:val="22"/>
           <w:szCs w:val="22"/>
         </w:rPr>
-        <w:t xml:space="preserve">National Accreditation Board for Hospitals and Healthcare Providers (NABH), Standards for Small Healthcare Organisations, 3rd Edition — Management of Medication chapter, standard MOM.4.</w:t>
-      </w:r>
+      </w:r>
+      <w:r>
+        <w:rPr>
+          <w:sz w:val="22"/>
+        </w:rPr>
+        <w:t xml:space="preserve">National Accreditation Board for Hospitals &amp; Healthcare Providers. (2022). Standards for small healthcare organisations (3rd ed.) — Management of Medication chapter, standard MOM.4. </w:t>
+      </w:r>
+      <w:hyperlink r:id="rId9">
+        <w:r>
+          <w:rPr>
+            <w:rStyle w:val="Hyperlink"/>
+            <w:sz w:val="22"/>
+            <w:szCs w:val="22"/>
+          </w:rPr>
+          <w:t>https://nabh.co/programmes/small-healthcare-organisation-shco-accreditation-programme/</w:t>
+        </w:r>
+      </w:hyperlink>
     </w:p>
     <w:p>
       <w:pPr>
